--- a/Week_7/tictactoe_and_or_tree_search.docx
+++ b/Week_7/tictactoe_and_or_tree_search.docx
@@ -997,6 +997,7 @@
       <w:r>
         <w:rPr>
           <w:rFonts w:ascii="Times New Roman" w:hAnsi="Times New Roman" w:cs="Times New Roman"/>
+          <w:noProof/>
         </w:rPr>
         <w:drawing>
           <wp:inline distT="0" distB="0" distL="0" distR="0" wp14:anchorId="43EAD769" wp14:editId="0C701880">
@@ -1095,6 +1096,7 @@
       <w:r>
         <w:rPr>
           <w:rFonts w:ascii="Times New Roman" w:hAnsi="Times New Roman" w:cs="Times New Roman"/>
+          <w:noProof/>
         </w:rPr>
         <w:lastRenderedPageBreak/>
         <w:drawing>
@@ -1184,6 +1186,7 @@
       <w:r>
         <w:rPr>
           <w:rFonts w:ascii="Times New Roman" w:hAnsi="Times New Roman" w:cs="Times New Roman"/>
+          <w:noProof/>
         </w:rPr>
         <w:lastRenderedPageBreak/>
         <w:drawing>
@@ -1225,6 +1228,7 @@
       <w:r>
         <w:rPr>
           <w:rFonts w:ascii="Times New Roman" w:hAnsi="Times New Roman" w:cs="Times New Roman"/>
+          <w:noProof/>
         </w:rPr>
         <w:drawing>
           <wp:inline distT="0" distB="0" distL="0" distR="0" wp14:anchorId="685F7E7E" wp14:editId="5C6832F0">
@@ -1265,6 +1269,7 @@
       <w:r>
         <w:rPr>
           <w:rFonts w:ascii="Times New Roman" w:hAnsi="Times New Roman" w:cs="Times New Roman"/>
+          <w:noProof/>
         </w:rPr>
         <w:lastRenderedPageBreak/>
         <w:drawing>
@@ -1306,6 +1311,7 @@
       <w:r>
         <w:rPr>
           <w:rFonts w:ascii="Times New Roman" w:hAnsi="Times New Roman" w:cs="Times New Roman"/>
+          <w:noProof/>
         </w:rPr>
         <w:drawing>
           <wp:inline distT="0" distB="0" distL="0" distR="0" wp14:anchorId="1644C88B" wp14:editId="6E47379B">
@@ -1412,6 +1418,7 @@
       <w:r>
         <w:rPr>
           <w:rFonts w:ascii="Times New Roman" w:hAnsi="Times New Roman" w:cs="Times New Roman"/>
+          <w:noProof/>
         </w:rPr>
         <w:lastRenderedPageBreak/>
         <w:drawing>
@@ -1715,6 +1722,7 @@
       <w:r>
         <w:rPr>
           <w:rFonts w:ascii="Times New Roman" w:hAnsi="Times New Roman" w:cs="Times New Roman"/>
+          <w:noProof/>
         </w:rPr>
         <w:lastRenderedPageBreak/>
         <w:drawing>
@@ -1885,6 +1893,7 @@
       <w:r>
         <w:rPr>
           <w:rFonts w:ascii="Times New Roman" w:hAnsi="Times New Roman" w:cs="Times New Roman"/>
+          <w:noProof/>
         </w:rPr>
         <w:drawing>
           <wp:inline distT="0" distB="0" distL="0" distR="0" wp14:anchorId="3C5BBCE3" wp14:editId="61C54B13">
@@ -1949,6 +1958,7 @@
       <w:r>
         <w:rPr>
           <w:rFonts w:ascii="Times New Roman" w:hAnsi="Times New Roman" w:cs="Times New Roman"/>
+          <w:noProof/>
         </w:rPr>
         <w:lastRenderedPageBreak/>
         <w:drawing>
@@ -1990,6 +2000,7 @@
       <w:r>
         <w:rPr>
           <w:rFonts w:ascii="Times New Roman" w:hAnsi="Times New Roman" w:cs="Times New Roman"/>
+          <w:noProof/>
         </w:rPr>
         <w:drawing>
           <wp:inline distT="0" distB="0" distL="0" distR="0" wp14:anchorId="14292377" wp14:editId="09424FD2">
@@ -2075,6 +2086,7 @@
       <w:r>
         <w:rPr>
           <w:rFonts w:ascii="Times New Roman" w:hAnsi="Times New Roman" w:cs="Times New Roman"/>
+          <w:noProof/>
         </w:rPr>
         <w:lastRenderedPageBreak/>
         <w:drawing>
@@ -2266,6 +2278,7 @@
       <w:r>
         <w:rPr>
           <w:rFonts w:ascii="Times New Roman" w:hAnsi="Times New Roman" w:cs="Times New Roman"/>
+          <w:noProof/>
         </w:rPr>
         <w:lastRenderedPageBreak/>
         <w:drawing>
@@ -2307,6 +2320,7 @@
       <w:r>
         <w:rPr>
           <w:rFonts w:ascii="Times New Roman" w:hAnsi="Times New Roman" w:cs="Times New Roman"/>
+          <w:noProof/>
         </w:rPr>
         <w:drawing>
           <wp:inline distT="0" distB="0" distL="0" distR="0" wp14:anchorId="369DAA8D" wp14:editId="32DF3C6B">
@@ -2392,6 +2406,7 @@
       <w:r>
         <w:rPr>
           <w:rFonts w:ascii="Times New Roman" w:hAnsi="Times New Roman" w:cs="Times New Roman"/>
+          <w:noProof/>
         </w:rPr>
         <w:drawing>
           <wp:inline distT="0" distB="0" distL="0" distR="0" wp14:anchorId="583A9B48" wp14:editId="5B63F7F0">
@@ -2541,6 +2556,7 @@
       <w:r>
         <w:rPr>
           <w:rFonts w:ascii="Times New Roman" w:hAnsi="Times New Roman" w:cs="Times New Roman"/>
+          <w:noProof/>
         </w:rPr>
         <w:drawing>
           <wp:inline distT="0" distB="0" distL="0" distR="0" wp14:anchorId="436C692E" wp14:editId="310BF4A3">
@@ -2633,6 +2649,7 @@
       <w:r>
         <w:rPr>
           <w:rFonts w:ascii="Times New Roman" w:hAnsi="Times New Roman" w:cs="Times New Roman"/>
+          <w:noProof/>
         </w:rPr>
         <w:drawing>
           <wp:inline distT="0" distB="0" distL="0" distR="0" wp14:anchorId="47BF4553" wp14:editId="2E98166D">
@@ -2726,6 +2743,7 @@
       <w:r>
         <w:rPr>
           <w:rFonts w:ascii="Times New Roman" w:hAnsi="Times New Roman" w:cs="Times New Roman"/>
+          <w:noProof/>
         </w:rPr>
         <w:drawing>
           <wp:inline distT="0" distB="0" distL="0" distR="0" wp14:anchorId="3DFDAB9A" wp14:editId="67B6BD36">
@@ -2790,6 +2808,7 @@
       <w:r>
         <w:rPr>
           <w:rFonts w:ascii="Times New Roman" w:hAnsi="Times New Roman" w:cs="Times New Roman"/>
+          <w:noProof/>
         </w:rPr>
         <w:drawing>
           <wp:inline distT="0" distB="0" distL="0" distR="0" wp14:anchorId="38C9A7A8" wp14:editId="2B31B638">
@@ -2845,11 +2864,15 @@
       <w:pPr>
         <w:rPr>
           <w:rFonts w:ascii="Times New Roman" w:hAnsi="Times New Roman" w:cs="Times New Roman"/>
-        </w:rPr>
-      </w:pPr>
-      <w:r>
-        <w:rPr>
-          <w:rFonts w:ascii="Times New Roman" w:hAnsi="Times New Roman" w:cs="Times New Roman"/>
+          <w:b/>
+          <w:bCs/>
+        </w:rPr>
+      </w:pPr>
+      <w:r>
+        <w:rPr>
+          <w:rFonts w:ascii="Times New Roman" w:hAnsi="Times New Roman" w:cs="Times New Roman"/>
+          <w:b/>
+          <w:bCs/>
         </w:rPr>
         <w:t>Code test (and-or vs and-or):</w:t>
       </w:r>
@@ -2863,6 +2886,7 @@
       <w:r>
         <w:rPr>
           <w:rFonts w:ascii="Times New Roman" w:hAnsi="Times New Roman" w:cs="Times New Roman"/>
+          <w:noProof/>
         </w:rPr>
         <w:drawing>
           <wp:inline distT="0" distB="0" distL="0" distR="0" wp14:anchorId="53559FF0" wp14:editId="6E12BDFD">
@@ -2905,11 +2929,15 @@
       <w:pPr>
         <w:rPr>
           <w:rFonts w:ascii="Times New Roman" w:hAnsi="Times New Roman" w:cs="Times New Roman"/>
-        </w:rPr>
-      </w:pPr>
-      <w:r>
-        <w:rPr>
-          <w:rFonts w:ascii="Times New Roman" w:hAnsi="Times New Roman" w:cs="Times New Roman"/>
+          <w:b/>
+          <w:bCs/>
+        </w:rPr>
+      </w:pPr>
+      <w:r>
+        <w:rPr>
+          <w:rFonts w:ascii="Times New Roman" w:hAnsi="Times New Roman" w:cs="Times New Roman"/>
+          <w:b/>
+          <w:bCs/>
         </w:rPr>
         <w:t>Output:</w:t>
       </w:r>
@@ -2923,6 +2951,7 @@
       <w:r>
         <w:rPr>
           <w:rFonts w:ascii="Times New Roman" w:hAnsi="Times New Roman" w:cs="Times New Roman"/>
+          <w:noProof/>
         </w:rPr>
         <w:drawing>
           <wp:inline distT="0" distB="0" distL="0" distR="0" wp14:anchorId="25985655" wp14:editId="6034CF79">
@@ -4033,6 +4062,7 @@
   <w:style w:type="character" w:default="1" w:styleId="DefaultParagraphFont">
     <w:name w:val="Default Paragraph Font"/>
     <w:uiPriority w:val="1"/>
+    <w:semiHidden/>
     <w:unhideWhenUsed/>
   </w:style>
   <w:style w:type="table" w:default="1" w:styleId="TableNormal">
